--- a/sample_docs/corpus_v2/summers/summers_15_매장장비점검지침.docx
+++ b/sample_docs/corpus_v2/summers/summers_15_매장장비점검지침.docx
@@ -12,7 +12,12 @@
     </w:p>
     <w:p>
       <w:r>
-        <w:t>직영·팝업 매장의 장비 점검 주기와 보증 기간을 정한다.</w:t>
+        <w:t>시행일: 2026년 10월 1일 | 주관: 매장운영팀 | 문의: 본사 기술팀</w:t>
+      </w:r>
+    </w:p>
+    <w:p>
+      <w:r>
+        <w:t>이 지침은 직영·팝업 매장의 장비 점검 주기와 담당, 보증 기간, 정기 점검 시간을 정하여 장비 고장으로 인한 영업 중단을 줄이는 것을 목적으로 한다. 점검 결과는 매장 운영 시스템의 점검 일지에 남긴다.</w:t>
       </w:r>
     </w:p>
     <w:p>
@@ -21,6 +26,11 @@
       </w:pPr>
       <w:r>
         <w:t>1. 장비별 점검 기준</w:t>
+      </w:r>
+    </w:p>
+    <w:p>
+      <w:r>
+        <w:t>장비별 점검 주기와 담당자는 아래 표와 같다. 점검 담당자가 부재하면 점장이 대신 점검하고 일지에 사유를 적는다.</w:t>
       </w:r>
     </w:p>
     <w:tbl>
@@ -228,10 +238,28 @@
     </w:tbl>
     <w:p>
       <w:pPr>
+        <w:jc w:val="center"/>
+      </w:pPr>
+      <w:r>
+        <w:t>[표 1] 장비별 점검 주기와 담당</w:t>
+      </w:r>
+    </w:p>
+    <w:p>
+      <w:r>
+        <w:t>점검 중 이상이 발견되면 즉시 사용을 멈추고 본사 기술팀에 수리를 요청한다.</w:t>
+      </w:r>
+    </w:p>
+    <w:p>
+      <w:pPr>
         <w:pStyle w:val="Heading2"/>
       </w:pPr>
       <w:r>
         <w:t>2. 장비 보증 기간</w:t>
+      </w:r>
+    </w:p>
+    <w:p>
+      <w:r>
+        <w:t>보증 기간은 장비 설치일부터 계산하며, 매장 유형에 따라 다를 수 있다. 보증 기간 안의 고장은 제조사가 무상으로 수리한다.</w:t>
       </w:r>
     </w:p>
     <w:tbl>
@@ -358,10 +386,28 @@
     </w:tbl>
     <w:p>
       <w:pPr>
+        <w:jc w:val="center"/>
+      </w:pPr>
+      <w:r>
+        <w:t>[표 2] 매장 유형별 장비 보증 기간</w:t>
+      </w:r>
+    </w:p>
+    <w:p>
+      <w:r>
+        <w:t>보증 기간이 지난 장비의 수리비는 매장 운영비로 처리하며, 수리비가 신품 가격의 절반을 넘으면 교체를 검토한다.</w:t>
+      </w:r>
+    </w:p>
+    <w:p>
+      <w:pPr>
         <w:pStyle w:val="Heading2"/>
       </w:pPr>
       <w:r>
         <w:t>3. 정기 점검 시간</w:t>
+      </w:r>
+    </w:p>
+    <w:p>
+      <w:r>
+        <w:t>정기 점검은 영업에 지장이 없도록 아래 시간에 한다. 행사 기간에는 점장이 점검 시간을 조정할 수 있다.</w:t>
       </w:r>
     </w:p>
     <w:tbl>
@@ -451,6 +497,19 @@
         </w:tc>
       </w:tr>
     </w:tbl>
+    <w:p>
+      <w:pPr>
+        <w:jc w:val="center"/>
+      </w:pPr>
+      <w:r>
+        <w:t>[표 3] 정기 점검 시간</w:t>
+      </w:r>
+    </w:p>
+    <w:p>
+      <w:r>
+        <w:t>점검 시간에 고객이 매장에 있으면 점검을 미루고, 미룬 사실을 일지에 적는다.</w:t>
+      </w:r>
+    </w:p>
     <w:sectPr>
       <w:pgSz w:w="12240" w:h="15840"/>
       <w:pgMar w:top="1440" w:right="1800" w:bottom="1440" w:left="1800" w:header="720" w:footer="720" w:gutter="0"/>
